--- a/JOURNEY.docx
+++ b/JOURNEY.docx
@@ -2081,6 +2081,80 @@
           </w:p>
         </w:tc>
       </w:tr>
+      <w:tr>
+        <w:tc>
+          <w:tcPr>
+            <w:tcW w:type="dxa" w:w="2160"/>
+          </w:tcPr>
+          <w:p>
+            <w:pPr>
+              <w:spacing w:after="40"/>
+            </w:pPr>
+            <w:r/>
+            <w:r>
+              <w:rPr>
+                <w:b w:val="0"/>
+                <w:sz w:val="19"/>
+              </w:rPr>
+              <w:t>Stronger cross-view penalty</w:t>
+            </w:r>
+          </w:p>
+        </w:tc>
+        <w:tc>
+          <w:tcPr>
+            <w:tcW w:type="dxa" w:w="2736"/>
+          </w:tcPr>
+          <w:p>
+            <w:pPr>
+              <w:spacing w:after="40"/>
+            </w:pPr>
+            <w:r/>
+            <w:r>
+              <w:rPr>
+                <w:b w:val="0"/>
+                <w:sz w:val="19"/>
+              </w:rPr>
+              <w:t>Turn our newest win up 3x</w:t>
+            </w:r>
+          </w:p>
+        </w:tc>
+        <w:tc>
+          <w:tcPr>
+            <w:tcW w:type="dxa" w:w="1008"/>
+          </w:tcPr>
+          <w:p>
+            <w:pPr>
+              <w:spacing w:after="40"/>
+            </w:pPr>
+            <w:r/>
+            <w:r>
+              <w:rPr>
+                <w:b w:val="0"/>
+                <w:sz w:val="19"/>
+              </w:rPr>
+              <w:t>0.8921</w:t>
+            </w:r>
+          </w:p>
+        </w:tc>
+        <w:tc>
+          <w:tcPr>
+            <w:tcW w:type="dxa" w:w="3024"/>
+          </w:tcPr>
+          <w:p>
+            <w:pPr>
+              <w:spacing w:after="40"/>
+            </w:pPr>
+            <w:r/>
+            <w:r>
+              <w:rPr>
+                <w:b w:val="0"/>
+                <w:sz w:val="19"/>
+              </w:rPr>
+              <w:t>✗ −0.0034 — we had already found the sweet spot</w:t>
+            </w:r>
+          </w:p>
+        </w:tc>
+      </w:tr>
     </w:tbl>
     <w:p>
       <w:pPr>
@@ -3611,19 +3685,7 @@
                 <w:rFonts w:ascii="Consolas" w:hAnsi="Consolas"/>
                 <w:sz w:val="17"/>
               </w:rPr>
-              <w:t xml:space="preserve">   NOW — iteration 10 : push the cross-view penalty harder (1.0 -&gt; 3.0)</w:t>
-            </w:r>
-          </w:p>
-          <w:p>
-            <w:pPr>
-              <w:spacing w:after="0" w:before="0"/>
-            </w:pPr>
-            <w:r>
-              <w:rPr>
-                <w:rFonts w:ascii="Consolas" w:hAnsi="Consolas"/>
-                <w:sz w:val="17"/>
-              </w:rPr>
-              <w:t xml:space="preserve">                        [ awaiting leaderboard score ]</w:t>
+              <w:t xml:space="preserve">   Iteration 10 : stronger penalty LOST (0.8921)  -&gt;  reverted to the champion</w:t>
             </w:r>
           </w:p>
           <w:p>
@@ -3647,7 +3709,7 @@
                 <w:rFonts w:ascii="Consolas" w:hAnsi="Consolas"/>
                 <w:sz w:val="17"/>
               </w:rPr>
-              <w:t xml:space="preserve">               +------------------+------------------+</w:t>
+              <w:t xml:space="preserve">                                  v</w:t>
             </w:r>
           </w:p>
           <w:p>
@@ -3659,7 +3721,7 @@
                 <w:rFonts w:ascii="Consolas" w:hAnsi="Consolas"/>
                 <w:sz w:val="17"/>
               </w:rPr>
-              <w:t xml:space="preserve">               |                                     |</w:t>
+              <w:t xml:space="preserve">   Both idea-lanes now CLOSED :  position exhausted  ·  objective at its optimum</w:t>
             </w:r>
           </w:p>
           <w:p>
@@ -3671,79 +3733,7 @@
                 <w:rFonts w:ascii="Consolas" w:hAnsi="Consolas"/>
                 <w:sz w:val="17"/>
               </w:rPr>
-              <w:t xml:space="preserve">        clearly BETTER                          TIE or WORSE</w:t>
-            </w:r>
-          </w:p>
-          <w:p>
-            <w:pPr>
-              <w:spacing w:after="0" w:before="0"/>
-            </w:pPr>
-            <w:r>
-              <w:rPr>
-                <w:rFonts w:ascii="Consolas" w:hAnsi="Consolas"/>
-                <w:sz w:val="17"/>
-              </w:rPr>
-              <w:t xml:space="preserve">               |                                     |</w:t>
-            </w:r>
-          </w:p>
-          <w:p>
-            <w:pPr>
-              <w:spacing w:after="0" w:before="0"/>
-            </w:pPr>
-            <w:r>
-              <w:rPr>
-                <w:rFonts w:ascii="Consolas" w:hAnsi="Consolas"/>
-                <w:sz w:val="17"/>
-              </w:rPr>
-              <w:t xml:space="preserve">               v                                     v</w:t>
-            </w:r>
-          </w:p>
-          <w:p>
-            <w:pPr>
-              <w:spacing w:after="0" w:before="0"/>
-            </w:pPr>
-            <w:r>
-              <w:rPr>
-                <w:rFonts w:ascii="Consolas" w:hAnsi="Consolas"/>
-                <w:sz w:val="17"/>
-              </w:rPr>
-              <w:t xml:space="preserve">   fine-tune the strength                  revert to 1.0</w:t>
-            </w:r>
-          </w:p>
-          <w:p>
-            <w:pPr>
-              <w:spacing w:after="0" w:before="0"/>
-            </w:pPr>
-            <w:r>
-              <w:rPr>
-                <w:rFonts w:ascii="Consolas" w:hAnsi="Consolas"/>
-                <w:sz w:val="17"/>
-              </w:rPr>
-              <w:t xml:space="preserve">   with a small sweep                              |</w:t>
-            </w:r>
-          </w:p>
-          <w:p>
-            <w:pPr>
-              <w:spacing w:after="0" w:before="0"/>
-            </w:pPr>
-            <w:r>
-              <w:rPr>
-                <w:rFonts w:ascii="Consolas" w:hAnsi="Consolas"/>
-                <w:sz w:val="17"/>
-              </w:rPr>
-              <w:t xml:space="preserve">               |                                     |</w:t>
-            </w:r>
-          </w:p>
-          <w:p>
-            <w:pPr>
-              <w:spacing w:after="0" w:before="0"/>
-            </w:pPr>
-            <w:r>
-              <w:rPr>
-                <w:rFonts w:ascii="Consolas" w:hAnsi="Consolas"/>
-                <w:sz w:val="17"/>
-              </w:rPr>
-              <w:t xml:space="preserve">               +------------------+------------------+</w:t>
+              <w:t xml:space="preserve">                                  |</w:t>
             </w:r>
           </w:p>
           <w:p>
@@ -3767,7 +3757,7 @@
                 <w:rFonts w:ascii="Consolas" w:hAnsi="Consolas"/>
                 <w:sz w:val="17"/>
               </w:rPr>
-              <w:t xml:space="preserve">                        ENDGAME (near the deadline)</w:t>
+              <w:t xml:space="preserve">   NOW — RESEARCH ROUND 06  (deep-research brief, Claude Fable)</w:t>
             </w:r>
           </w:p>
           <w:p>
@@ -3791,7 +3781,7 @@
                 <w:rFonts w:ascii="Consolas" w:hAnsi="Consolas"/>
                 <w:sz w:val="17"/>
               </w:rPr>
-              <w:t xml:space="preserve">          +-----------------------+-----------------------+</w:t>
+              <w:t xml:space="preserve">      +-------------+-------------+-------------+-------------+</w:t>
             </w:r>
           </w:p>
           <w:p>
@@ -3803,7 +3793,7 @@
                 <w:rFonts w:ascii="Consolas" w:hAnsi="Consolas"/>
                 <w:sz w:val="17"/>
               </w:rPr>
-              <w:t xml:space="preserve">          v                                               v</w:t>
+              <w:t xml:space="preserve">      v             v             v             v</w:t>
             </w:r>
           </w:p>
           <w:p>
@@ -3815,7 +3805,7 @@
                 <w:rFonts w:ascii="Consolas" w:hAnsi="Consolas"/>
                 <w:sz w:val="17"/>
               </w:rPr>
-              <w:t xml:space="preserve">  1. One-time prevalence sweep                2. Lock the two final picks:</w:t>
+              <w:t xml:space="preserve">  1. a local    2. feature    3. maths we    4. CV design +</w:t>
             </w:r>
           </w:p>
           <w:p>
@@ -3827,7 +3817,7 @@
                 <w:rFonts w:ascii="Consolas" w:hAnsi="Consolas"/>
                 <w:sz w:val="17"/>
               </w:rPr>
-              <w:t xml:space="preserve">     free, no retraining                         champion  +  NoPE backup</w:t>
+              <w:t xml:space="preserve">     score that     engineering   have never      the pond-science</w:t>
             </w:r>
           </w:p>
           <w:p>
@@ -3839,7 +3829,139 @@
                 <w:rFonts w:ascii="Consolas" w:hAnsi="Consolas"/>
                 <w:sz w:val="17"/>
               </w:rPr>
-              <w:t xml:space="preserve">     tunes the 60%-weighted F1 lever</w:t>
+              <w:t xml:space="preserve">     PREDICTS       inside the    tried           literature</w:t>
+            </w:r>
+          </w:p>
+          <w:p>
+            <w:pPr>
+              <w:spacing w:after="0" w:before="0"/>
+            </w:pPr>
+            <w:r>
+              <w:rPr>
+                <w:rFonts w:ascii="Consolas" w:hAnsi="Consolas"/>
+                <w:sz w:val="17"/>
+              </w:rPr>
+              <w:t xml:space="preserve">     the LB         Transformer</w:t>
+            </w:r>
+          </w:p>
+          <w:p>
+            <w:pPr>
+              <w:spacing w:after="0" w:before="0"/>
+            </w:pPr>
+            <w:r>
+              <w:rPr>
+                <w:rFonts w:ascii="Consolas" w:hAnsi="Consolas"/>
+                <w:sz w:val="17"/>
+              </w:rPr>
+              <w:t xml:space="preserve">      +-------------+-------------+-------------+-------------+</w:t>
+            </w:r>
+          </w:p>
+          <w:p>
+            <w:pPr>
+              <w:spacing w:after="0" w:before="0"/>
+            </w:pPr>
+            <w:r>
+              <w:rPr>
+                <w:rFonts w:ascii="Consolas" w:hAnsi="Consolas"/>
+                <w:sz w:val="17"/>
+              </w:rPr>
+              <w:t xml:space="preserve">                                  |</w:t>
+            </w:r>
+          </w:p>
+          <w:p>
+            <w:pPr>
+              <w:spacing w:after="0" w:before="0"/>
+            </w:pPr>
+            <w:r>
+              <w:rPr>
+                <w:rFonts w:ascii="Consolas" w:hAnsi="Consolas"/>
+                <w:sz w:val="17"/>
+              </w:rPr>
+              <w:t xml:space="preserve">                                  v</w:t>
+            </w:r>
+          </w:p>
+          <w:p>
+            <w:pPr>
+              <w:spacing w:after="0" w:before="0"/>
+            </w:pPr>
+            <w:r>
+              <w:rPr>
+                <w:rFonts w:ascii="Consolas" w:hAnsi="Consolas"/>
+                <w:sz w:val="17"/>
+              </w:rPr>
+              <w:t xml:space="preserve">                    triage  -&gt;  next experiment</w:t>
+            </w:r>
+          </w:p>
+          <w:p>
+            <w:pPr>
+              <w:spacing w:after="0" w:before="0"/>
+            </w:pPr>
+            <w:r>
+              <w:rPr>
+                <w:rFonts w:ascii="Consolas" w:hAnsi="Consolas"/>
+                <w:sz w:val="17"/>
+              </w:rPr>
+              <w:t xml:space="preserve">                                  |</w:t>
+            </w:r>
+          </w:p>
+          <w:p>
+            <w:pPr>
+              <w:spacing w:after="0" w:before="0"/>
+            </w:pPr>
+            <w:r>
+              <w:rPr>
+                <w:rFonts w:ascii="Consolas" w:hAnsi="Consolas"/>
+                <w:sz w:val="17"/>
+              </w:rPr>
+              <w:t xml:space="preserve">                                  v</w:t>
+            </w:r>
+          </w:p>
+          <w:p>
+            <w:pPr>
+              <w:spacing w:after="0" w:before="0"/>
+            </w:pPr>
+            <w:r>
+              <w:rPr>
+                <w:rFonts w:ascii="Consolas" w:hAnsi="Consolas"/>
+                <w:sz w:val="17"/>
+              </w:rPr>
+              <w:t xml:space="preserve">                     ENDGAME (near the deadline)</w:t>
+            </w:r>
+          </w:p>
+          <w:p>
+            <w:pPr>
+              <w:spacing w:after="0" w:before="0"/>
+            </w:pPr>
+            <w:r>
+              <w:rPr>
+                <w:rFonts w:ascii="Consolas" w:hAnsi="Consolas"/>
+                <w:sz w:val="17"/>
+              </w:rPr>
+              <w:t xml:space="preserve">        · measure the true seed noise            (2 submissions)</w:t>
+            </w:r>
+          </w:p>
+          <w:p>
+            <w:pPr>
+              <w:spacing w:after="0" w:before="0"/>
+            </w:pPr>
+            <w:r>
+              <w:rPr>
+                <w:rFonts w:ascii="Consolas" w:hAnsi="Consolas"/>
+                <w:sz w:val="17"/>
+              </w:rPr>
+              <w:t xml:space="preserve">        · one-time prevalence sweep              (4 submissions)</w:t>
+            </w:r>
+          </w:p>
+          <w:p>
+            <w:pPr>
+              <w:spacing w:after="0" w:before="0"/>
+            </w:pPr>
+            <w:r>
+              <w:rPr>
+                <w:rFonts w:ascii="Consolas" w:hAnsi="Consolas"/>
+                <w:sz w:val="17"/>
+              </w:rPr>
+              <w:t xml:space="preserve">        · lock the finalists: champion + NoPE</w:t>
             </w:r>
           </w:p>
         </w:tc>
@@ -3860,7 +3982,125 @@
           <w:i w:val="0"/>
           <w:sz w:val="22"/>
         </w:rPr>
-        <w:t>Right now: iteration 10 is staged and pushed. It pushes the cross-view invariance penalty from strength 1.0 to 3.0, asking a simple question — if a little of this helped, does more help more, or does it start blurring the model's ability to rank? The decision rule was written before the run, so the result cannot be rationalised after the fact.</w:t>
+        <w:t>What just happened: iteration 10 turned the cross-view penalty up 3x and lost (0.8921). The useful part is why. It de-saturated the model even further than the winning setting did — yet its ranking ability was completely untouched (AUC held at 0.9896). So the loss isn't the model breaking; it's simply that a little of this medicine helps and more does not. We had already found the sweet spot. That lane is now closed at its optimum.</w:t>
+      </w:r>
+    </w:p>
+    <w:p>
+      <w:pPr>
+        <w:spacing w:after="160"/>
+      </w:pPr>
+      <w:r>
+        <w:rPr>
+          <w:b w:val="0"/>
+          <w:i w:val="0"/>
+          <w:sz w:val="22"/>
+        </w:rPr>
+        <w:t>Where that leaves us: both of our productive lanes are measured closed, and we are out of queued ideas big enough to clear the ±0.01 noise. Importantly, submissions are no longer the constraint — we have ~130 left over ~26 days. Ideas are the constraint, and so is our ability to measure small ones.</w:t>
+      </w:r>
+    </w:p>
+    <w:p>
+      <w:pPr>
+        <w:spacing w:after="160"/>
+      </w:pPr>
+      <w:r>
+        <w:rPr>
+          <w:b w:val="0"/>
+          <w:i w:val="0"/>
+          <w:sz w:val="22"/>
+        </w:rPr>
+        <w:t>So the next move is research, not another guess. The brief going out asks for depth in four lanes we have never explored:</w:t>
+      </w:r>
+    </w:p>
+    <w:p>
+      <w:pPr>
+        <w:pStyle w:val="ListBullet"/>
+        <w:spacing w:after="60"/>
+      </w:pPr>
+      <w:r>
+        <w:rPr>
+          <w:b w:val="0"/>
+        </w:rPr>
+      </w:r>
+      <w:r>
+        <w:rPr>
+          <w:b/>
+        </w:rPr>
+        <w:t>A local score that predicts the leaderboard.</w:t>
+      </w:r>
+      <w:r>
+        <w:rPr>
+          <w:b w:val="0"/>
+        </w:rPr>
+        <w:t xml:space="preserve"> The single highest-value thing available. Right now we cannot tell a real +0.005 from noise without spending a submission — our champion's own margin sits at that edge. If we could screen ideas offline, our 130 spare submissions suddenly become useful instead of unusable.</w:t>
+      </w:r>
+    </w:p>
+    <w:p>
+      <w:pPr>
+        <w:pStyle w:val="ListBullet"/>
+        <w:spacing w:after="60"/>
+      </w:pPr>
+      <w:r>
+        <w:rPr>
+          <w:b w:val="0"/>
+        </w:rPr>
+      </w:r>
+      <w:r>
+        <w:rPr>
+          <w:b/>
+        </w:rPr>
+        <w:t>Feature engineering inside the Transformer.</w:t>
+      </w:r>
+      <w:r>
+        <w:rPr>
+          <w:b w:val="0"/>
+        </w:rPr>
+        <w:t xml:space="preserve"> An admitted blind spot: our champion sees only 24 raw channels. Every richer feature we ever built lives in the abandoned GBDT branch.</w:t>
+      </w:r>
+    </w:p>
+    <w:p>
+      <w:pPr>
+        <w:pStyle w:val="ListBullet"/>
+        <w:spacing w:after="60"/>
+      </w:pPr>
+      <w:r>
+        <w:rPr>
+          <w:b w:val="0"/>
+        </w:rPr>
+      </w:r>
+      <w:r>
+        <w:rPr>
+          <w:b/>
+        </w:rPr>
+        <w:t>Mathematics we've never touched</w:t>
+      </w:r>
+      <w:r>
+        <w:rPr>
+          <w:b w:val="0"/>
+        </w:rPr>
+        <w:t xml:space="preserve"> — robust optimization, optimal transport, ranking losses (worth noting: AUC is 40% of the score and we optimise plain cross-entropy).</w:t>
+      </w:r>
+    </w:p>
+    <w:p>
+      <w:pPr>
+        <w:pStyle w:val="ListBullet"/>
+        <w:spacing w:after="60"/>
+      </w:pPr>
+      <w:r>
+        <w:rPr>
+          <w:b w:val="0"/>
+        </w:rPr>
+      </w:r>
+      <w:r>
+        <w:rPr>
+          <w:b/>
+        </w:rPr>
+        <w:t>CV design and the actual pond-science literature</w:t>
+      </w:r>
+      <w:r>
+        <w:rPr>
+          <w:b w:val="0"/>
+        </w:rPr>
+        <w:t xml:space="preserve"> — is there a physical signature of aquaculture ponds that our architecture simply cannot represent?</w:t>
       </w:r>
     </w:p>
     <w:p>
@@ -3885,13 +4125,36 @@
         <w:rPr>
           <w:b/>
         </w:rPr>
-        <w:t>A one-time prevalence sweep.</w:t>
+        <w:t>Measure the true seed-to-seed spread</w:t>
       </w:r>
       <w:r>
         <w:rPr>
           <w:b w:val="0"/>
         </w:rPr>
-        <w:t xml:space="preserve"> Our pond-rate of 0.649 was tuned for a much older model. Re-checking it costs no retraining at all, and 60% of the competition metric hangs on it. We will pick the centre of the flat region, not the single best number — that avoids fitting the public leaderboard's noise.</w:t>
+        <w:t xml:space="preserve"> (2 submissions). We have always assumed ±0.01 from row-count theory but never actually measured it. If the spread is tiny, our small wins are real and we can resolve finer effects; if it is large, several recent readings were noise.</w:t>
+      </w:r>
+    </w:p>
+    <w:p>
+      <w:pPr>
+        <w:pStyle w:val="ListBullet"/>
+        <w:spacing w:after="60"/>
+      </w:pPr>
+      <w:r>
+        <w:rPr>
+          <w:b w:val="0"/>
+        </w:rPr>
+      </w:r>
+      <w:r>
+        <w:rPr>
+          <w:b/>
+        </w:rPr>
+        <w:t>A one-time prevalence sweep</w:t>
+      </w:r>
+      <w:r>
+        <w:rPr>
+          <w:b w:val="0"/>
+        </w:rPr>
+        <w:t xml:space="preserve"> (4 submissions). Our pond-rate of 0.649 was tuned for a much older model. Re-checking it costs no retraining at all, and 60% of the competition metric hangs on it. We will pick the centre of the flat region, not the single best number — that avoids fitting the public leaderboard's noise.</w:t>
       </w:r>
     </w:p>
     <w:p>
